--- a/Examen Intra.docx
+++ b/Examen Intra.docx
@@ -237,26 +237,18 @@
       </w:r>
     </w:p>
     <w:p>
+      <w:pPr>
+        <w:rPr>
+          <w:highlight w:val="yellow"/>
+        </w:rPr>
+      </w:pPr>
       <w:r>
         <w:rPr>
           <w:b/>
           <w:bCs/>
-        </w:rPr>
-        <w:t xml:space="preserve">Bouton « Afficher </w:t>
-      </w:r>
-      <w:r>
-        <w:rPr>
-          <w:b/>
-          <w:bCs/>
-        </w:rPr>
-        <w:t>Test Local</w:t>
-      </w:r>
-      <w:r>
-        <w:rPr>
-          <w:b/>
-          <w:bCs/>
-        </w:rPr>
-        <w:t> »</w:t>
+          <w:highlight w:val="yellow"/>
+        </w:rPr>
+        <w:t>Bouton « Afficher Test Local »</w:t>
       </w:r>
     </w:p>
     <w:p>
@@ -264,6 +256,9 @@
         <w:ind w:firstLine="708"/>
       </w:pPr>
       <w:r>
+        <w:rPr>
+          <w:highlight w:val="yellow"/>
+        </w:rPr>
         <w:t>Ça sert uniquement de référence pour voir comment on affiche les formes.</w:t>
       </w:r>
     </w:p>
@@ -276,12 +271,14 @@
           <w:color w:val="2E74B5" w:themeColor="accent1" w:themeShade="BF"/>
           <w:sz w:val="32"/>
           <w:szCs w:val="32"/>
+          <w:highlight w:val="yellow"/>
         </w:rPr>
       </w:pPr>
       <w:r>
         <w:rPr>
           <w:b/>
           <w:bCs/>
+          <w:highlight w:val="yellow"/>
         </w:rPr>
         <w:t>Bouton « Afficher évènements 1 »</w:t>
       </w:r>
@@ -298,23 +295,39 @@
           <w:color w:val="2E74B5" w:themeColor="accent1" w:themeShade="BF"/>
           <w:sz w:val="32"/>
           <w:szCs w:val="32"/>
-        </w:rPr>
-      </w:pPr>
-      <w:r>
+          <w:highlight w:val="yellow"/>
+        </w:rPr>
+      </w:pPr>
+      <w:r>
+        <w:rPr>
+          <w:highlight w:val="yellow"/>
+        </w:rPr>
         <w:t xml:space="preserve">Il faut appeler le serveur (une méthode retourne déjà </w:t>
       </w:r>
       <w:r>
+        <w:rPr>
+          <w:highlight w:val="yellow"/>
+        </w:rPr>
         <w:t>1</w:t>
       </w:r>
       <w:r>
+        <w:rPr>
+          <w:highlight w:val="yellow"/>
+        </w:rPr>
         <w:t xml:space="preserve"> forme à dessiner avec un </w:t>
       </w:r>
       <w:proofErr w:type="spellStart"/>
       <w:r>
+        <w:rPr>
+          <w:highlight w:val="yellow"/>
+        </w:rPr>
         <w:t>event</w:t>
       </w:r>
       <w:proofErr w:type="spellEnd"/>
       <w:r>
+        <w:rPr>
+          <w:highlight w:val="yellow"/>
+        </w:rPr>
         <w:t>)</w:t>
       </w:r>
     </w:p>
@@ -330,15 +343,25 @@
           <w:color w:val="2E74B5" w:themeColor="accent1" w:themeShade="BF"/>
           <w:sz w:val="32"/>
           <w:szCs w:val="32"/>
-        </w:rPr>
-      </w:pPr>
-      <w:r>
+          <w:highlight w:val="yellow"/>
+        </w:rPr>
+      </w:pPr>
+      <w:r>
+        <w:rPr>
+          <w:highlight w:val="yellow"/>
+        </w:rPr>
         <w:t xml:space="preserve">Il faut créer une méthode récursive sur le client qui prend en paramètre le data retourné par le serveur et qui affiche </w:t>
       </w:r>
       <w:r>
+        <w:rPr>
+          <w:highlight w:val="yellow"/>
+        </w:rPr>
         <w:t xml:space="preserve">la ou </w:t>
       </w:r>
       <w:r>
+        <w:rPr>
+          <w:highlight w:val="yellow"/>
+        </w:rPr>
         <w:t>les formes</w:t>
       </w:r>
     </w:p>
@@ -354,20 +377,33 @@
           <w:color w:val="2E74B5" w:themeColor="accent1" w:themeShade="BF"/>
           <w:sz w:val="32"/>
           <w:szCs w:val="32"/>
-        </w:rPr>
-      </w:pPr>
-      <w:r>
+          <w:highlight w:val="yellow"/>
+        </w:rPr>
+      </w:pPr>
+      <w:r>
+        <w:rPr>
+          <w:highlight w:val="yellow"/>
+        </w:rPr>
         <w:t>Pour que ça fonctionne, il faut traiter l’évènement Square</w:t>
       </w:r>
       <w:r>
+        <w:rPr>
+          <w:highlight w:val="yellow"/>
+        </w:rPr>
         <w:t xml:space="preserve"> dans </w:t>
       </w:r>
       <w:proofErr w:type="spellStart"/>
       <w:r>
+        <w:rPr>
+          <w:highlight w:val="yellow"/>
+        </w:rPr>
         <w:t>applyEvents</w:t>
       </w:r>
       <w:proofErr w:type="spellEnd"/>
       <w:r>
+        <w:rPr>
+          <w:highlight w:val="yellow"/>
+        </w:rPr>
         <w:t xml:space="preserve"> sur le client</w:t>
       </w:r>
     </w:p>
@@ -380,28 +416,16 @@
           <w:color w:val="2E74B5" w:themeColor="accent1" w:themeShade="BF"/>
           <w:sz w:val="32"/>
           <w:szCs w:val="32"/>
+          <w:highlight w:val="yellow"/>
         </w:rPr>
       </w:pPr>
       <w:r>
         <w:rPr>
           <w:b/>
           <w:bCs/>
-        </w:rPr>
-        <w:t xml:space="preserve">Bouton « Afficher évènements </w:t>
-      </w:r>
-      <w:r>
-        <w:rPr>
-          <w:b/>
-          <w:bCs/>
-        </w:rPr>
-        <w:t>2</w:t>
-      </w:r>
-      <w:r>
-        <w:rPr>
-          <w:b/>
-          <w:bCs/>
-        </w:rPr>
-        <w:t> »</w:t>
+          <w:highlight w:val="yellow"/>
+        </w:rPr>
+        <w:t>Bouton « Afficher évènements 2 »</w:t>
       </w:r>
     </w:p>
     <w:p>
@@ -416,19 +440,27 @@
           <w:color w:val="2E74B5" w:themeColor="accent1" w:themeShade="BF"/>
           <w:sz w:val="32"/>
           <w:szCs w:val="32"/>
-        </w:rPr>
-      </w:pPr>
-      <w:r>
+          <w:highlight w:val="yellow"/>
+        </w:rPr>
+      </w:pPr>
+      <w:r>
+        <w:rPr>
+          <w:highlight w:val="yellow"/>
+        </w:rPr>
         <w:t xml:space="preserve">Faire une nouvelle méthode sur le serveur qui retourne la </w:t>
       </w:r>
       <w:r>
         <w:rPr>
           <w:b/>
           <w:bCs/>
+          <w:highlight w:val="yellow"/>
         </w:rPr>
         <w:t>deuxième séquence</w:t>
       </w:r>
       <w:r>
+        <w:rPr>
+          <w:highlight w:val="yellow"/>
+        </w:rPr>
         <w:t xml:space="preserve"> qui doit faire :</w:t>
       </w:r>
     </w:p>
@@ -444,18 +476,31 @@
           <w:color w:val="2E74B5" w:themeColor="accent1" w:themeShade="BF"/>
           <w:sz w:val="32"/>
           <w:szCs w:val="32"/>
-        </w:rPr>
-      </w:pPr>
-      <w:r>
+          <w:highlight w:val="yellow"/>
+        </w:rPr>
+      </w:pPr>
+      <w:r>
+        <w:rPr>
+          <w:highlight w:val="yellow"/>
+        </w:rPr>
         <w:t xml:space="preserve">Dessiner un cercle à </w:t>
       </w:r>
       <w:r>
+        <w:rPr>
+          <w:highlight w:val="yellow"/>
+        </w:rPr>
         <w:t>(</w:t>
       </w:r>
       <w:r>
+        <w:rPr>
+          <w:highlight w:val="yellow"/>
+        </w:rPr>
         <w:t>x=1, y=1</w:t>
       </w:r>
       <w:r>
+        <w:rPr>
+          <w:highlight w:val="yellow"/>
+        </w:rPr>
         <w:t>)</w:t>
       </w:r>
     </w:p>
@@ -471,18 +516,31 @@
           <w:color w:val="2E74B5" w:themeColor="accent1" w:themeShade="BF"/>
           <w:sz w:val="32"/>
           <w:szCs w:val="32"/>
-        </w:rPr>
-      </w:pPr>
-      <w:r>
+          <w:highlight w:val="yellow"/>
+        </w:rPr>
+      </w:pPr>
+      <w:r>
+        <w:rPr>
+          <w:highlight w:val="yellow"/>
+        </w:rPr>
         <w:t xml:space="preserve">Attendre </w:t>
       </w:r>
       <w:r>
+        <w:rPr>
+          <w:highlight w:val="yellow"/>
+        </w:rPr>
         <w:t>3</w:t>
       </w:r>
       <w:r>
+        <w:rPr>
+          <w:highlight w:val="yellow"/>
+        </w:rPr>
         <w:t xml:space="preserve"> seconde</w:t>
       </w:r>
       <w:r>
+        <w:rPr>
+          <w:highlight w:val="yellow"/>
+        </w:rPr>
         <w:t>s</w:t>
       </w:r>
     </w:p>
@@ -498,39 +556,73 @@
           <w:color w:val="2E74B5" w:themeColor="accent1" w:themeShade="BF"/>
           <w:sz w:val="32"/>
           <w:szCs w:val="32"/>
-        </w:rPr>
-      </w:pPr>
-      <w:r>
+          <w:highlight w:val="yellow"/>
+        </w:rPr>
+      </w:pPr>
+      <w:r>
+        <w:rPr>
+          <w:highlight w:val="yellow"/>
+        </w:rPr>
         <w:t xml:space="preserve">Dessiner deux carrés à </w:t>
       </w:r>
       <w:r>
+        <w:rPr>
+          <w:highlight w:val="yellow"/>
+        </w:rPr>
         <w:t>(</w:t>
       </w:r>
       <w:r>
+        <w:rPr>
+          <w:highlight w:val="yellow"/>
+        </w:rPr>
         <w:t>x=0, y=2</w:t>
       </w:r>
       <w:r>
+        <w:rPr>
+          <w:highlight w:val="yellow"/>
+        </w:rPr>
         <w:t>)</w:t>
       </w:r>
       <w:r>
+        <w:rPr>
+          <w:highlight w:val="yellow"/>
+        </w:rPr>
         <w:t xml:space="preserve"> et </w:t>
       </w:r>
       <w:r>
+        <w:rPr>
+          <w:highlight w:val="yellow"/>
+        </w:rPr>
         <w:t>(</w:t>
       </w:r>
       <w:r>
+        <w:rPr>
+          <w:highlight w:val="yellow"/>
+        </w:rPr>
         <w:t>x=2</w:t>
       </w:r>
       <w:r>
+        <w:rPr>
+          <w:highlight w:val="yellow"/>
+        </w:rPr>
         <w:t>,</w:t>
       </w:r>
       <w:r>
+        <w:rPr>
+          <w:highlight w:val="yellow"/>
+        </w:rPr>
         <w:t xml:space="preserve"> y=2</w:t>
       </w:r>
       <w:r>
+        <w:rPr>
+          <w:highlight w:val="yellow"/>
+        </w:rPr>
         <w:t>)</w:t>
       </w:r>
       <w:r>
+        <w:rPr>
+          <w:highlight w:val="yellow"/>
+        </w:rPr>
         <w:t xml:space="preserve"> </w:t>
       </w:r>
     </w:p>
@@ -546,15 +638,25 @@
           <w:color w:val="2E74B5" w:themeColor="accent1" w:themeShade="BF"/>
           <w:sz w:val="32"/>
           <w:szCs w:val="32"/>
-        </w:rPr>
-      </w:pPr>
-      <w:r>
+          <w:highlight w:val="yellow"/>
+        </w:rPr>
+      </w:pPr>
+      <w:r>
+        <w:rPr>
+          <w:highlight w:val="yellow"/>
+        </w:rPr>
         <w:t xml:space="preserve">Attendre </w:t>
       </w:r>
       <w:r>
+        <w:rPr>
+          <w:highlight w:val="yellow"/>
+        </w:rPr>
         <w:t>1</w:t>
       </w:r>
       <w:r>
+        <w:rPr>
+          <w:highlight w:val="yellow"/>
+        </w:rPr>
         <w:t xml:space="preserve"> seconde</w:t>
       </w:r>
     </w:p>
@@ -570,29 +672,51 @@
           <w:color w:val="2E74B5" w:themeColor="accent1" w:themeShade="BF"/>
           <w:sz w:val="32"/>
           <w:szCs w:val="32"/>
-        </w:rPr>
-      </w:pPr>
-      <w:r>
+          <w:highlight w:val="yellow"/>
+        </w:rPr>
+      </w:pPr>
+      <w:r>
+        <w:rPr>
+          <w:highlight w:val="yellow"/>
+        </w:rPr>
         <w:t xml:space="preserve">Dessiner une étoile à </w:t>
       </w:r>
       <w:r>
+        <w:rPr>
+          <w:highlight w:val="yellow"/>
+        </w:rPr>
         <w:t>(</w:t>
       </w:r>
       <w:r>
+        <w:rPr>
+          <w:highlight w:val="yellow"/>
+        </w:rPr>
         <w:t>x=1, y=3</w:t>
       </w:r>
       <w:r>
+        <w:rPr>
+          <w:highlight w:val="yellow"/>
+        </w:rPr>
         <w:t>)</w:t>
       </w:r>
       <w:r>
+        <w:rPr>
+          <w:highlight w:val="yellow"/>
+        </w:rPr>
         <w:t xml:space="preserve"> avec un </w:t>
       </w:r>
       <w:proofErr w:type="spellStart"/>
       <w:r>
+        <w:rPr>
+          <w:highlight w:val="yellow"/>
+        </w:rPr>
         <w:t>innerRadius</w:t>
       </w:r>
       <w:proofErr w:type="spellEnd"/>
       <w:r>
+        <w:rPr>
+          <w:highlight w:val="yellow"/>
+        </w:rPr>
         <w:t xml:space="preserve"> de 20</w:t>
       </w:r>
     </w:p>
@@ -608,21 +732,34 @@
           <w:color w:val="2E74B5" w:themeColor="accent1" w:themeShade="BF"/>
           <w:sz w:val="32"/>
           <w:szCs w:val="32"/>
-        </w:rPr>
-      </w:pPr>
-      <w:r>
+          <w:highlight w:val="yellow"/>
+        </w:rPr>
+      </w:pPr>
+      <w:r>
+        <w:rPr>
+          <w:highlight w:val="yellow"/>
+        </w:rPr>
         <w:t xml:space="preserve">Pour que tout fonctionne, il faut traiter les différents </w:t>
       </w:r>
       <w:proofErr w:type="spellStart"/>
       <w:r>
+        <w:rPr>
+          <w:highlight w:val="yellow"/>
+        </w:rPr>
         <w:t>events</w:t>
       </w:r>
       <w:proofErr w:type="spellEnd"/>
       <w:r>
+        <w:rPr>
+          <w:highlight w:val="yellow"/>
+        </w:rPr>
         <w:t xml:space="preserve"> dans la boucle </w:t>
       </w:r>
       <w:proofErr w:type="spellStart"/>
       <w:r>
+        <w:rPr>
+          <w:highlight w:val="yellow"/>
+        </w:rPr>
         <w:t>appplyEvents</w:t>
       </w:r>
       <w:proofErr w:type="spellEnd"/>
@@ -639,25 +776,34 @@
           <w:color w:val="2E74B5" w:themeColor="accent1" w:themeShade="BF"/>
           <w:sz w:val="32"/>
           <w:szCs w:val="32"/>
-        </w:rPr>
-      </w:pPr>
-      <w:r>
+          <w:highlight w:val="yellow"/>
+        </w:rPr>
+      </w:pPr>
+      <w:r>
+        <w:rPr>
+          <w:highlight w:val="yellow"/>
+        </w:rPr>
         <w:t xml:space="preserve">Attention : Le programmeur du serveur n’avait pas vraiment terminé le travail avec la forme </w:t>
       </w:r>
       <w:r>
         <w:rPr>
           <w:b/>
           <w:bCs/>
+          <w:highlight w:val="yellow"/>
         </w:rPr>
         <w:t>Star</w:t>
       </w:r>
       <w:r>
+        <w:rPr>
+          <w:highlight w:val="yellow"/>
+        </w:rPr>
         <w:t xml:space="preserve"> (étoile). Il faut corriger les </w:t>
       </w:r>
       <w:r>
         <w:rPr>
           <w:b/>
           <w:bCs/>
+          <w:highlight w:val="yellow"/>
         </w:rPr>
         <w:t>DEUX erreurs</w:t>
       </w:r>
@@ -665,10 +811,14 @@
         <w:rPr>
           <w:b/>
           <w:bCs/>
+          <w:highlight w:val="yellow"/>
         </w:rPr>
         <w:t xml:space="preserve"> pour voir l’étoile</w:t>
       </w:r>
       <w:r>
+        <w:rPr>
+          <w:highlight w:val="yellow"/>
+        </w:rPr>
         <w:t>.</w:t>
       </w:r>
     </w:p>
@@ -718,6 +868,9 @@
         </w:rPr>
       </w:pPr>
       <w:r>
+        <w:rPr>
+          <w:noProof/>
+        </w:rPr>
         <w:drawing>
           <wp:inline distT="0" distB="0" distL="0" distR="0" wp14:anchorId="53D28308" wp14:editId="324E4665">
             <wp:extent cx="1657350" cy="1488131"/>
